--- a/Устав/_документы/СЗ Верховному попечителю по заседанию 08.05.2026 (протокол № 9).docx
+++ b/Устав/_документы/СЗ Верховному попечителю по заседанию 08.05.2026 (протокол № 9).docx
@@ -13,6 +13,8 @@
           <w:lang w:val="ru-RU"/>
         </w:rPr>
       </w:pPr>
+      <w:bookmarkStart w:id="0" w:name="_GoBack"/>
+      <w:bookmarkEnd w:id="0"/>
       <w:r>
         <w:rPr>
           <w:rFonts w:eastAsia="Helvetica Neue"/>
@@ -269,7 +271,7 @@
           <w:lang w:val="ru-RU"/>
         </w:rPr>
       </w:pPr>
-      <w:bookmarkStart w:id="0" w:name="_Hlk222503817"/>
+      <w:bookmarkStart w:id="1" w:name="_Hlk222503817"/>
       <w:r>
         <w:rPr>
           <w:lang w:val="ru-RU"/>
@@ -290,8 +292,8 @@
           <w:rFonts w:ascii="Arial" w:hAnsi="Arial" w:cs="Arial"/>
         </w:rPr>
       </w:pPr>
-      <w:bookmarkStart w:id="1" w:name="_Hlk222759873"/>
-      <w:bookmarkEnd w:id="0"/>
+      <w:bookmarkStart w:id="2" w:name="_Hlk222759873"/>
+      <w:bookmarkEnd w:id="1"/>
       <w:r>
         <w:rPr>
           <w:rFonts w:ascii="Arial" w:hAnsi="Arial" w:cs="Arial"/>
@@ -319,7 +321,7 @@
         <w:t xml:space="preserve">О мерах реагирования и ограничении операционной деятельности. </w:t>
       </w:r>
     </w:p>
-    <w:bookmarkEnd w:id="1"/>
+    <w:bookmarkEnd w:id="2"/>
     <w:p>
       <w:pPr>
         <w:spacing w:line="240" w:lineRule="auto"/>
@@ -340,7 +342,19 @@
         </w:rPr>
       </w:pPr>
       <w:r>
-        <w:t>Финансовый директор-Главный бухгалтер ЦАКФ Майра Оразбаева сообщила, что финансовое положение ЦАКФ характеризуется острым дефицитом денежных средств для покрытия текущих обязательств: общий объем поступлений с начала 2026 года составляет 60,4 млн тенге, с учетом ожидаемого второго транша по проекту KAZENERGY в июне 2026 года — 85,4 млн тенге, включая НДС в размере 6,9 млн тенге; расходы за период составили 70,9 млн тенге; остаток денежных средств — 8,4 млн тенге. По оценке, при сохранении текущей модели деятельности в мае 2026 года ожидается кассовый разрыв порядка 11 млн тенге, а по итогам года при неизменной структуре расходов прогнозируется дефицит до 98 млн тенге.</w:t>
+        <w:t xml:space="preserve">Финансовый директор-Главный бухгалтер ЦАКФ Майра Оразбаева сообщила, что финансовое положение ЦАКФ характеризуется острым дефицитом денежных средств для покрытия текущих обязательств: общий объем поступлений с начала 2026 года составляет 60,4 млн тенге, с учетом ожидаемого второго транша по проекту KAZENERGY в июне 2026 года </w:t>
+      </w:r>
+      <w:r>
+        <w:t>–</w:t>
+      </w:r>
+      <w:r>
+        <w:t xml:space="preserve"> 85,4 млн тенге, включая НДС в размере 6,9 млн тенге; расходы за период составили 70,9 млн тенге; остаток денежных средств </w:t>
+      </w:r>
+      <w:r>
+        <w:t>–</w:t>
+      </w:r>
+      <w:r>
+        <w:t xml:space="preserve"> 8,4 млн тенге. По оценке, при сохранении текущей модели деятельности в мае 2026 года ожидается кассовый разрыв порядка 11 млн тенге, а по итогам года при неизменной структуре расходов прогнозируется дефицит до 98 млн тенге.</w:t>
       </w:r>
     </w:p>
     <w:p>
@@ -358,8 +372,6 @@
         </w:rPr>
         <w:t>Все члены Управляющего совета приняли к сведению информацию о текущем финансовом положении ЦАКФ.</w:t>
       </w:r>
-      <w:bookmarkStart w:id="2" w:name="_GoBack"/>
-      <w:bookmarkEnd w:id="2"/>
     </w:p>
     <w:p>
       <w:pPr>
@@ -1057,7 +1069,7 @@
             </wp:anchor>
           </w:drawing>
         </mc:Choice>
-        <mc:Fallback xmlns:w16se="http://schemas.microsoft.com/office/word/2015/wordml/symex" xmlns:w16="http://schemas.microsoft.com/office/word/2018/wordml" xmlns:w16cid="http://schemas.microsoft.com/office/word/2016/wordml/cid" xmlns:w16cex="http://schemas.microsoft.com/office/word/2018/wordml/cex" xmlns:am3d="http://schemas.microsoft.com/office/drawing/2017/model3d" xmlns:aink="http://schemas.microsoft.com/office/drawing/2016/ink" xmlns:cx8="http://schemas.microsoft.com/office/drawing/2016/5/14/chartex" xmlns:cx7="http://schemas.microsoft.com/office/drawing/2016/5/13/chartex" xmlns:cx6="http://schemas.microsoft.com/office/drawing/2016/5/12/chartex" xmlns:cx5="http://schemas.microsoft.com/office/drawing/2016/5/11/chartex" xmlns:cx4="http://schemas.microsoft.com/office/drawing/2016/5/10/chartex" xmlns:cx3="http://schemas.microsoft.com/office/drawing/2016/5/9/chartex" xmlns:cx2="http://schemas.microsoft.com/office/drawing/2015/10/21/chartex" xmlns:cx1="http://schemas.microsoft.com/office/drawing/2015/9/8/chartex" xmlns:cx="http://schemas.microsoft.com/office/drawing/2014/chartex">
+        <mc:Fallback xmlns:cx="http://schemas.microsoft.com/office/drawing/2014/chartex" xmlns:cx1="http://schemas.microsoft.com/office/drawing/2015/9/8/chartex" xmlns:cx2="http://schemas.microsoft.com/office/drawing/2015/10/21/chartex" xmlns:cx3="http://schemas.microsoft.com/office/drawing/2016/5/9/chartex" xmlns:cx4="http://schemas.microsoft.com/office/drawing/2016/5/10/chartex" xmlns:cx5="http://schemas.microsoft.com/office/drawing/2016/5/11/chartex" xmlns:cx6="http://schemas.microsoft.com/office/drawing/2016/5/12/chartex" xmlns:cx7="http://schemas.microsoft.com/office/drawing/2016/5/13/chartex" xmlns:cx8="http://schemas.microsoft.com/office/drawing/2016/5/14/chartex" xmlns:aink="http://schemas.microsoft.com/office/drawing/2016/ink" xmlns:am3d="http://schemas.microsoft.com/office/drawing/2017/model3d" xmlns:w16cex="http://schemas.microsoft.com/office/word/2018/wordml/cex" xmlns:w16cid="http://schemas.microsoft.com/office/word/2016/wordml/cid" xmlns:w16="http://schemas.microsoft.com/office/word/2018/wordml" xmlns:w16se="http://schemas.microsoft.com/office/word/2015/wordml/symex">
           <w:pict>
             <v:shapetype w14:anchorId="26DCEBA9" id="_x0000_t202" coordsize="21600,21600" o:spt="202" path="m,l,21600r21600,l21600,xe">
               <v:stroke joinstyle="miter"/>
@@ -1457,7 +1469,7 @@
             </wp:anchor>
           </w:drawing>
         </mc:Choice>
-        <mc:Fallback xmlns:oel="http://schemas.microsoft.com/office/2019/extlst" xmlns:w16du="http://schemas.microsoft.com/office/word/2023/wordml/word16du" xmlns:w16sdtdh="http://schemas.microsoft.com/office/word/2020/wordml/sdtdatahash" xmlns:w16sdtfl="http://schemas.microsoft.com/office/word/2024/wordml/sdtformatlock" xmlns:w16se="http://schemas.microsoft.com/office/word/2015/wordml/symex" xmlns:w16="http://schemas.microsoft.com/office/word/2018/wordml" xmlns:w16cid="http://schemas.microsoft.com/office/word/2016/wordml/cid" xmlns:w16cex="http://schemas.microsoft.com/office/word/2018/wordml/cex" xmlns:am3d="http://schemas.microsoft.com/office/drawing/2017/model3d" xmlns:aink="http://schemas.microsoft.com/office/drawing/2016/ink" xmlns:cx8="http://schemas.microsoft.com/office/drawing/2016/5/14/chartex" xmlns:cx7="http://schemas.microsoft.com/office/drawing/2016/5/13/chartex" xmlns:cx6="http://schemas.microsoft.com/office/drawing/2016/5/12/chartex" xmlns:cx5="http://schemas.microsoft.com/office/drawing/2016/5/11/chartex" xmlns:cx4="http://schemas.microsoft.com/office/drawing/2016/5/10/chartex" xmlns:cx3="http://schemas.microsoft.com/office/drawing/2016/5/9/chartex" xmlns:cx2="http://schemas.microsoft.com/office/drawing/2015/10/21/chartex" xmlns:cx1="http://schemas.microsoft.com/office/drawing/2015/9/8/chartex" xmlns:cx="http://schemas.microsoft.com/office/drawing/2014/chartex">
+        <mc:Fallback xmlns:cx="http://schemas.microsoft.com/office/drawing/2014/chartex" xmlns:cx1="http://schemas.microsoft.com/office/drawing/2015/9/8/chartex" xmlns:cx2="http://schemas.microsoft.com/office/drawing/2015/10/21/chartex" xmlns:cx3="http://schemas.microsoft.com/office/drawing/2016/5/9/chartex" xmlns:cx4="http://schemas.microsoft.com/office/drawing/2016/5/10/chartex" xmlns:cx5="http://schemas.microsoft.com/office/drawing/2016/5/11/chartex" xmlns:cx6="http://schemas.microsoft.com/office/drawing/2016/5/12/chartex" xmlns:cx7="http://schemas.microsoft.com/office/drawing/2016/5/13/chartex" xmlns:cx8="http://schemas.microsoft.com/office/drawing/2016/5/14/chartex" xmlns:aink="http://schemas.microsoft.com/office/drawing/2016/ink" xmlns:am3d="http://schemas.microsoft.com/office/drawing/2017/model3d" xmlns:w16cex="http://schemas.microsoft.com/office/word/2018/wordml/cex" xmlns:w16cid="http://schemas.microsoft.com/office/word/2016/wordml/cid" xmlns:w16="http://schemas.microsoft.com/office/word/2018/wordml" xmlns:w16se="http://schemas.microsoft.com/office/word/2015/wordml/symex" xmlns:w16sdtfl="http://schemas.microsoft.com/office/word/2024/wordml/sdtformatlock" xmlns:w16sdtdh="http://schemas.microsoft.com/office/word/2020/wordml/sdtdatahash" xmlns:w16du="http://schemas.microsoft.com/office/word/2023/wordml/word16du" xmlns:oel="http://schemas.microsoft.com/office/2019/extlst">
           <w:pict>
             <v:rect w14:anchorId="5C59C3A0" id="Прямоугольник 3" o:spid="_x0000_s1026" style="position:absolute;margin-left:-83.7pt;margin-top:-2.4pt;width:604.45pt;height:75.55pt;z-index:251657215;visibility:visible;mso-wrap-style:square;mso-height-percent:0;mso-wrap-distance-left:9pt;mso-wrap-distance-top:0;mso-wrap-distance-right:9pt;mso-wrap-distance-bottom:0;mso-position-horizontal:absolute;mso-position-horizontal-relative:text;mso-position-vertical:absolute;mso-position-vertical-relative:text;mso-height-percent:0;mso-height-relative:margin;v-text-anchor:middle" o:gfxdata="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" fillcolor="#155835" stroked="f">
               <v:shadow on="t" color="black" opacity="22937f" origin=",.5" offset="0,.63889mm"/>
@@ -1631,7 +1643,7 @@
             </wp:anchor>
           </w:drawing>
         </mc:Choice>
-        <mc:Fallback xmlns:oel="http://schemas.microsoft.com/office/2019/extlst" xmlns:w16du="http://schemas.microsoft.com/office/word/2023/wordml/word16du" xmlns:w16sdtdh="http://schemas.microsoft.com/office/word/2020/wordml/sdtdatahash" xmlns:w16sdtfl="http://schemas.microsoft.com/office/word/2024/wordml/sdtformatlock" xmlns:w16se="http://schemas.microsoft.com/office/word/2015/wordml/symex" xmlns:w16="http://schemas.microsoft.com/office/word/2018/wordml" xmlns:w16cid="http://schemas.microsoft.com/office/word/2016/wordml/cid" xmlns:w16cex="http://schemas.microsoft.com/office/word/2018/wordml/cex" xmlns:am3d="http://schemas.microsoft.com/office/drawing/2017/model3d" xmlns:aink="http://schemas.microsoft.com/office/drawing/2016/ink" xmlns:cx8="http://schemas.microsoft.com/office/drawing/2016/5/14/chartex" xmlns:cx7="http://schemas.microsoft.com/office/drawing/2016/5/13/chartex" xmlns:cx6="http://schemas.microsoft.com/office/drawing/2016/5/12/chartex" xmlns:cx5="http://schemas.microsoft.com/office/drawing/2016/5/11/chartex" xmlns:cx4="http://schemas.microsoft.com/office/drawing/2016/5/10/chartex" xmlns:cx3="http://schemas.microsoft.com/office/drawing/2016/5/9/chartex" xmlns:cx2="http://schemas.microsoft.com/office/drawing/2015/10/21/chartex" xmlns:cx1="http://schemas.microsoft.com/office/drawing/2015/9/8/chartex" xmlns:cx="http://schemas.microsoft.com/office/drawing/2014/chartex">
+        <mc:Fallback xmlns:cx="http://schemas.microsoft.com/office/drawing/2014/chartex" xmlns:cx1="http://schemas.microsoft.com/office/drawing/2015/9/8/chartex" xmlns:cx2="http://schemas.microsoft.com/office/drawing/2015/10/21/chartex" xmlns:cx3="http://schemas.microsoft.com/office/drawing/2016/5/9/chartex" xmlns:cx4="http://schemas.microsoft.com/office/drawing/2016/5/10/chartex" xmlns:cx5="http://schemas.microsoft.com/office/drawing/2016/5/11/chartex" xmlns:cx6="http://schemas.microsoft.com/office/drawing/2016/5/12/chartex" xmlns:cx7="http://schemas.microsoft.com/office/drawing/2016/5/13/chartex" xmlns:cx8="http://schemas.microsoft.com/office/drawing/2016/5/14/chartex" xmlns:aink="http://schemas.microsoft.com/office/drawing/2016/ink" xmlns:am3d="http://schemas.microsoft.com/office/drawing/2017/model3d" xmlns:w16cex="http://schemas.microsoft.com/office/word/2018/wordml/cex" xmlns:w16cid="http://schemas.microsoft.com/office/word/2016/wordml/cid" xmlns:w16="http://schemas.microsoft.com/office/word/2018/wordml" xmlns:w16se="http://schemas.microsoft.com/office/word/2015/wordml/symex" xmlns:w16sdtfl="http://schemas.microsoft.com/office/word/2024/wordml/sdtformatlock" xmlns:w16sdtdh="http://schemas.microsoft.com/office/word/2020/wordml/sdtdatahash" xmlns:w16du="http://schemas.microsoft.com/office/word/2023/wordml/word16du" xmlns:oel="http://schemas.microsoft.com/office/2019/extlst">
           <w:pict>
             <v:line w14:anchorId="22E087A2" id="Прямая соединительная линия 1" o:spid="_x0000_s1026" style="position:absolute;flip:y;z-index:251659264;visibility:visible;mso-wrap-style:square;mso-width-percent:0;mso-height-percent:0;mso-wrap-distance-left:9pt;mso-wrap-distance-top:0;mso-wrap-distance-right:9pt;mso-wrap-distance-bottom:0;mso-position-horizontal:right;mso-position-horizontal-relative:page;mso-position-vertical:absolute;mso-position-vertical-relative:text;mso-width-percent:0;mso-height-percent:0;mso-width-relative:margin;mso-height-relative:margin" from="535.8pt,60.8pt" to="1122.8pt,60.8pt" o:gfxdata="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" strokecolor="#155835" strokeweight="2pt">
               <v:shadow on="t" color="black" opacity="24903f" origin=",.5" offset="0,.55556mm"/>
@@ -3862,7 +3874,7 @@
 </file>
 
 <file path=customXml/itemProps1.xml><?xml version="1.0" encoding="utf-8"?>
-<ds:datastoreItem xmlns:ds="http://schemas.openxmlformats.org/officeDocument/2006/customXml" ds:itemID="{429AB186-D877-485C-B150-3B6874347566}">
+<ds:datastoreItem xmlns:ds="http://schemas.openxmlformats.org/officeDocument/2006/customXml" ds:itemID="{CCE6F58B-41C8-475F-9F98-F136A416B8C7}">
   <ds:schemaRefs>
     <ds:schemaRef ds:uri="http://schemas.openxmlformats.org/officeDocument/2006/bibliography"/>
   </ds:schemaRefs>

--- a/Устав/_документы/СЗ Верховному попечителю по заседанию 08.05.2026 (протокол № 9).docx
+++ b/Устав/_документы/СЗ Верховному попечителю по заседанию 08.05.2026 (протокол № 9).docx
@@ -3874,7 +3874,7 @@
 </file>
 
 <file path=customXml/itemProps1.xml><?xml version="1.0" encoding="utf-8"?>
-<ds:datastoreItem xmlns:ds="http://schemas.openxmlformats.org/officeDocument/2006/customXml" ds:itemID="{CCE6F58B-41C8-475F-9F98-F136A416B8C7}">
+<ds:datastoreItem xmlns:ds="http://schemas.openxmlformats.org/officeDocument/2006/customXml" ds:itemID="{97271661-4B5B-400F-B0B2-1F221C21CFEF}">
   <ds:schemaRefs>
     <ds:schemaRef ds:uri="http://schemas.openxmlformats.org/officeDocument/2006/bibliography"/>
   </ds:schemaRefs>
